--- a/submission/Coversheet-Part2.docx
+++ b/submission/Coversheet-Part2.docx
@@ -981,6 +981,12 @@
                 <w:lang w:eastAsia="zh-CN"/>
               </w:rPr>
             </w:pPr>
+            <w:r>
+              <w:rPr>
+                <w:b/>
+              </w:rPr>
+              <w:t>Bhanu Gupta</w:t>
+            </w:r>
           </w:p>
         </w:tc>
       </w:tr>
@@ -1027,6 +1033,12 @@
                 <w:lang w:eastAsia="zh-CN"/>
               </w:rPr>
             </w:pPr>
+            <w:r>
+              <w:rPr>
+                <w:b/>
+              </w:rPr>
+              <w:t>100012452</w:t>
+            </w:r>
           </w:p>
         </w:tc>
         <w:tc>
@@ -1069,6 +1081,12 @@
                 <w:lang w:eastAsia="zh-CN"/>
               </w:rPr>
             </w:pPr>
+            <w:r>
+              <w:rPr>
+                <w:b/>
+              </w:rPr>
+              <w:t>Block 3, 2026</w:t>
+            </w:r>
           </w:p>
         </w:tc>
       </w:tr>
